--- a/deliverables/Chordnote-概念书.docx
+++ b/deliverables/Chordnote-概念书.docx
@@ -285,19 +285,7 @@
         <w:t xml:space="preserve">”</w:t>
       </w:r>
       <w:r>
-        <w:t xml:space="preserve">理念。Chordnote 的 AI Agent 持有一份执行手册，规定它只能提议、不能擅改；新内容加入时，Agent 提示是否更新旧概念的上下文，实现知识</w:t>
-      </w:r>
-      <w:r>
-        <w:t xml:space="preserve">“</w:t>
-      </w:r>
-      <w:r>
-        <w:t xml:space="preserve">自愈与演进</w:t>
-      </w:r>
-      <w:r>
-        <w:t xml:space="preserve">”</w:t>
-      </w:r>
-      <w:r>
-        <w:t xml:space="preserve">。</w:t>
+        <w:t xml:space="preserve">理念。Chordnote 的 agent 持有一份执行手册，规定它只能提议、不能擅改；新内容加入时，agent 提示是否更新旧概念的上下文。</w:t>
       </w:r>
     </w:p>
     <w:p>
@@ -321,11 +309,347 @@
       <w:pPr>
         <w:pStyle w:val="Heading2"/>
       </w:pPr>
-      <w:bookmarkStart w:id="24" w:name="我们的独创规划中"/>
+      <w:bookmarkStart w:id="24" w:name="我们与用-ai-记笔记的分界agent-有工作手册不靠提示词"/>
+      <w:r>
+        <w:t xml:space="preserve">我们与</w:t>
+      </w:r>
+      <w:r>
+        <w:t xml:space="preserve">“</w:t>
+      </w:r>
+      <w:r>
+        <w:t xml:space="preserve">用 AI 记笔记</w:t>
+      </w:r>
+      <w:r>
+        <w:t xml:space="preserve">”</w:t>
+      </w:r>
+      <w:r>
+        <w:t xml:space="preserve">的分界：agent 有工作手册，不靠提示词</w:t>
+      </w:r>
+      <w:bookmarkEnd w:id="24"/>
+    </w:p>
+    <w:p>
+      <w:pPr>
+        <w:pStyle w:val="FirstParagraph"/>
+      </w:pPr>
+      <w:r>
+        <w:t xml:space="preserve">现在几乎每个笔记软件都在塞 AI。所以</w:t>
+      </w:r>
+      <w:r>
+        <w:t xml:space="preserve">“</w:t>
+      </w:r>
+      <w:r>
+        <w:t xml:space="preserve">我们有 AI 帮你整理</w:t>
+      </w:r>
+      <w:r>
+        <w:t xml:space="preserve">”</w:t>
+      </w:r>
+      <w:r>
+        <w:t xml:space="preserve">没有任何区分度。</w:t>
+      </w:r>
+    </w:p>
+    <w:p>
+      <w:pPr>
+        <w:pStyle w:val="BodyText"/>
+      </w:pPr>
+      <w:r>
+        <w:t xml:space="preserve">真正的分界在这句话上：</w:t>
+      </w:r>
+      <w:r>
+        <w:rPr>
+          <w:b/>
+        </w:rPr>
+        <w:t xml:space="preserve">别人把 AI 当成一个更强的操作者，Chordnote 把它当成一个受约束的提议者。</w:t>
+      </w:r>
+    </w:p>
+    <w:p>
+      <w:pPr>
+        <w:pStyle w:val="BodyText"/>
+      </w:pPr>
+      <w:r>
+        <w:t xml:space="preserve">落到工程上，是一句更硬的话：</w:t>
+      </w:r>
+      <w:r>
+        <w:rPr>
+          <w:b/>
+        </w:rPr>
+        <w:t xml:space="preserve">约束写在架构里，不是写在提示词里。</w:t>
+      </w:r>
+    </w:p>
+    <w:p>
+      <w:pPr>
+        <w:numPr>
+          <w:ilvl w:val="0"/>
+          <w:numId w:val="1003"/>
+        </w:numPr>
+        <w:pStyle w:val="Compact"/>
+      </w:pPr>
+      <w:r>
+        <w:t xml:space="preserve">常见的做法是</w:t>
+      </w:r>
+      <w:r>
+        <w:rPr>
+          <w:b/>
+        </w:rPr>
+        <w:t xml:space="preserve">用提示词求它乖</w:t>
+      </w:r>
+      <w:r>
+        <w:t xml:space="preserve">——</w:t>
+      </w:r>
+      <w:r>
+        <w:t xml:space="preserve">“</w:t>
+      </w:r>
+      <w:r>
+        <w:t xml:space="preserve">请不要修改原文</w:t>
+      </w:r>
+      <w:r>
+        <w:t xml:space="preserve">”</w:t>
+      </w:r>
+      <w:r>
+        <w:t xml:space="preserve">。这是祈使句，可以被绕过、被误读、被越狱。</w:t>
+      </w:r>
+    </w:p>
+    <w:p>
+      <w:pPr>
+        <w:numPr>
+          <w:ilvl w:val="0"/>
+          <w:numId w:val="1003"/>
+        </w:numPr>
+        <w:pStyle w:val="Compact"/>
+      </w:pPr>
+      <w:r>
+        <w:t xml:space="preserve">Chordnote 的做法是</w:t>
+      </w:r>
+      <w:r>
+        <w:rPr>
+          <w:b/>
+        </w:rPr>
+        <w:t xml:space="preserve">让它根本没有那个工具</w:t>
+      </w:r>
+      <w:r>
+        <w:t xml:space="preserve">。写意图只能降级为提议；越权的调用在服务层就被拒绝。</w:t>
+      </w:r>
+    </w:p>
+    <w:p>
+      <w:pPr>
+        <w:pStyle w:val="FirstParagraph"/>
+      </w:pPr>
+      <w:r>
+        <w:t xml:space="preserve">三条可验证的承诺，以及它们当前的真实状态：</w:t>
+      </w:r>
+    </w:p>
+    <w:tbl>
+      <w:tblPr>
+        <w:tblStyle w:val="Table"/>
+        <w:tblW w:type="pct" w:w="5000"/>
+        <w:tblLook w:firstRow="1"/>
+      </w:tblPr>
+      <w:tblGrid>
+        <w:gridCol w:w="2888"/>
+        <w:gridCol w:w="6137"/>
+      </w:tblGrid>
+      <w:tr>
+        <w:trPr>
+          <w:cnfStyle w:firstRow="1"/>
+        </w:trPr>
+        <w:tc>
+          <w:tcPr>
+            <w:tcW w:w="2888" w:type="dxa"/>
+            <w:tcBorders>
+              <w:bottom w:val="single"/>
+            </w:tcBorders>
+            <w:vAlign w:val="bottom"/>
+          </w:tcPr>
+          <w:p>
+            <w:pPr>
+              <w:pStyle w:val="Compact"/>
+              <w:jc w:val="left"/>
+            </w:pPr>
+            <w:r>
+              <w:t xml:space="preserve">承诺</w:t>
+            </w:r>
+          </w:p>
+        </w:tc>
+        <w:tc>
+          <w:tcPr>
+            <w:tcW w:w="6137" w:type="dxa"/>
+            <w:tcBorders>
+              <w:bottom w:val="single"/>
+            </w:tcBorders>
+            <w:vAlign w:val="bottom"/>
+          </w:tcPr>
+          <w:p>
+            <w:pPr>
+              <w:pStyle w:val="Compact"/>
+              <w:jc w:val="left"/>
+            </w:pPr>
+            <w:r>
+              <w:t xml:space="preserve">当前状态</w:t>
+            </w:r>
+          </w:p>
+        </w:tc>
+      </w:tr>
+      <w:tr>
+        <w:tc>
+          <w:tcPr>
+            <w:tcW w:w="2888" w:type="dxa"/>
+          </w:tcPr>
+          <w:p>
+            <w:pPr>
+              <w:pStyle w:val="Compact"/>
+              <w:jc w:val="left"/>
+            </w:pPr>
+            <w:r>
+              <w:t xml:space="preserve">AI 永远不能改写你的原始记录</w:t>
+            </w:r>
+          </w:p>
+        </w:tc>
+        <w:tc>
+          <w:tcPr>
+            <w:tcW w:w="6137" w:type="dxa"/>
+          </w:tcPr>
+          <w:p>
+            <w:pPr>
+              <w:pStyle w:val="Compact"/>
+              <w:jc w:val="left"/>
+            </w:pPr>
+            <w:r>
+              <w:rPr>
+                <w:b/>
+              </w:rPr>
+              <w:t xml:space="preserve">已实现</w:t>
+            </w:r>
+            <w:r>
+              <w:t xml:space="preserve">。服务层与路由层双重拒绝 agent 主体，越权调用返回 403，并强制改走提议流程</w:t>
+            </w:r>
+          </w:p>
+        </w:tc>
+      </w:tr>
+      <w:tr>
+        <w:tc>
+          <w:tcPr>
+            <w:tcW w:w="2888" w:type="dxa"/>
+          </w:tcPr>
+          <w:p>
+            <w:pPr>
+              <w:pStyle w:val="Compact"/>
+              <w:jc w:val="left"/>
+            </w:pPr>
+            <w:r>
+              <w:t xml:space="preserve">AI 不能直接在你的知识网络里建页</w:t>
+            </w:r>
+          </w:p>
+        </w:tc>
+        <w:tc>
+          <w:tcPr>
+            <w:tcW w:w="6137" w:type="dxa"/>
+          </w:tcPr>
+          <w:p>
+            <w:pPr>
+              <w:pStyle w:val="Compact"/>
+              <w:jc w:val="left"/>
+            </w:pPr>
+            <w:r>
+              <w:rPr>
+                <w:b/>
+              </w:rPr>
+              <w:t xml:space="preserve">部分实现</w:t>
+            </w:r>
+            <w:r>
+              <w:t xml:space="preserve">。提议表已建好，但写入路径尚可被绕过——正在收敛为架构级约束</w:t>
+            </w:r>
+          </w:p>
+        </w:tc>
+      </w:tr>
+      <w:tr>
+        <w:tc>
+          <w:tcPr>
+            <w:tcW w:w="2888" w:type="dxa"/>
+          </w:tcPr>
+          <w:p>
+            <w:pPr>
+              <w:pStyle w:val="Compact"/>
+              <w:jc w:val="left"/>
+            </w:pPr>
+            <w:r>
+              <w:t xml:space="preserve">所有接入的 agent 共用同一份工作手册</w:t>
+            </w:r>
+          </w:p>
+        </w:tc>
+        <w:tc>
+          <w:tcPr>
+            <w:tcW w:w="6137" w:type="dxa"/>
+          </w:tcPr>
+          <w:p>
+            <w:pPr>
+              <w:pStyle w:val="Compact"/>
+              <w:jc w:val="left"/>
+            </w:pPr>
+            <w:r>
+              <w:rPr>
+                <w:b/>
+              </w:rPr>
+              <w:t xml:space="preserve">规划中</w:t>
+            </w:r>
+            <w:r>
+              <w:t xml:space="preserve">。手册写好之后，agent 的行为由它决定，不随模型漂移</w:t>
+            </w:r>
+          </w:p>
+        </w:tc>
+      </w:tr>
+    </w:tbl>
+    <w:p>
+      <w:pPr>
+        <w:pStyle w:val="BodyText"/>
+      </w:pPr>
+      <w:r>
+        <w:rPr>
+          <w:b/>
+        </w:rPr>
+        <w:t xml:space="preserve">我们与 LLM Wiki 的诚实边界</w:t>
+      </w:r>
+      <w:r>
+        <w:t xml:space="preserve">：我们借鉴的是</w:t>
+      </w:r>
+      <w:r>
+        <w:t xml:space="preserve">“</w:t>
+      </w:r>
+      <w:r>
+        <w:t xml:space="preserve">AI 维护知识库需要一份手册</w:t>
+      </w:r>
+      <w:r>
+        <w:t xml:space="preserve">”</w:t>
+      </w:r>
+      <w:r>
+        <w:t xml:space="preserve">这个理念本身。属于我们的是——</w:t>
+      </w:r>
+      <w:r>
+        <w:rPr>
+          <w:b/>
+        </w:rPr>
+        <w:t xml:space="preserve">手册里写的不是风格指南，而是权限边界</w:t>
+      </w:r>
+      <w:r>
+        <w:t xml:space="preserve">；并且手册是</w:t>
+      </w:r>
+      <w:r>
+        <w:rPr>
+          <w:b/>
+        </w:rPr>
+        <w:t xml:space="preserve">共用的</w:t>
+      </w:r>
+      <w:r>
+        <w:t xml:space="preserve">，将来不管换哪个模型、接哪种工具，agent 的行为都由同一份手册决定。换个说法：别人的 AI 行为取决于你用了哪个模型，我们的不取决于。</w:t>
+      </w:r>
+    </w:p>
+    <w:p>
+      <w:pPr>
+        <w:pStyle w:val="Heading2"/>
+      </w:pPr>
+      <w:bookmarkStart w:id="25" w:name="我们的独创规划中"/>
       <w:r>
         <w:t xml:space="preserve">我们的独创（规划中）</w:t>
       </w:r>
-      <w:bookmarkEnd w:id="24"/>
+      <w:bookmarkEnd w:id="25"/>
     </w:p>
     <w:p>
       <w:pPr>
@@ -351,11 +675,11 @@
       <w:pPr>
         <w:pStyle w:val="Heading3"/>
       </w:pPr>
-      <w:bookmarkStart w:id="25" w:name="知识盲区地图"/>
+      <w:bookmarkStart w:id="26" w:name="知识盲区地图"/>
       <w:r>
         <w:t xml:space="preserve">① 知识盲区地图</w:t>
       </w:r>
-      <w:bookmarkEnd w:id="25"/>
+      <w:bookmarkEnd w:id="26"/>
     </w:p>
     <w:p>
       <w:pPr>
@@ -389,11 +713,11 @@
       <w:pPr>
         <w:pStyle w:val="Heading3"/>
       </w:pPr>
-      <w:bookmarkStart w:id="26" w:name="连接检验式复习"/>
+      <w:bookmarkStart w:id="27" w:name="连接检验式复习"/>
       <w:r>
         <w:t xml:space="preserve">② 连接检验式复习</w:t>
       </w:r>
-      <w:bookmarkEnd w:id="26"/>
+      <w:bookmarkEnd w:id="27"/>
     </w:p>
     <w:p>
       <w:pPr>
@@ -451,11 +775,11 @@
       <w:pPr>
         <w:pStyle w:val="Heading3"/>
       </w:pPr>
-      <w:bookmarkStart w:id="27" w:name="错题回流"/>
+      <w:bookmarkStart w:id="28" w:name="错题回流"/>
       <w:r>
         <w:t xml:space="preserve">③ 错题回流</w:t>
       </w:r>
-      <w:bookmarkEnd w:id="27"/>
+      <w:bookmarkEnd w:id="28"/>
     </w:p>
     <w:p>
       <w:pPr>
@@ -504,11 +828,11 @@
       <w:pPr>
         <w:pStyle w:val="Heading1"/>
       </w:pPr>
-      <w:bookmarkStart w:id="28" w:name="四解决方案与设计哲学"/>
+      <w:bookmarkStart w:id="29" w:name="四解决方案与设计哲学"/>
       <w:r>
         <w:t xml:space="preserve">四、解决方案与设计哲学</w:t>
       </w:r>
-      <w:bookmarkEnd w:id="28"/>
+      <w:bookmarkEnd w:id="29"/>
     </w:p>
     <w:p>
       <w:pPr>
@@ -533,17 +857,17 @@
       <w:pPr>
         <w:pStyle w:val="Heading2"/>
       </w:pPr>
-      <w:bookmarkStart w:id="29" w:name="四项设计原则"/>
+      <w:bookmarkStart w:id="30" w:name="四项设计原则"/>
       <w:r>
         <w:t xml:space="preserve">四项设计原则</w:t>
       </w:r>
-      <w:bookmarkEnd w:id="29"/>
+      <w:bookmarkEnd w:id="30"/>
     </w:p>
     <w:p>
       <w:pPr>
         <w:numPr>
           <w:ilvl w:val="0"/>
-          <w:numId w:val="1003"/>
+          <w:numId w:val="1004"/>
         </w:numPr>
       </w:pPr>
       <w:r>
@@ -572,7 +896,7 @@
       <w:pPr>
         <w:numPr>
           <w:ilvl w:val="0"/>
-          <w:numId w:val="1003"/>
+          <w:numId w:val="1004"/>
         </w:numPr>
       </w:pPr>
       <w:r>
@@ -589,7 +913,7 @@
       <w:pPr>
         <w:numPr>
           <w:ilvl w:val="0"/>
-          <w:numId w:val="1003"/>
+          <w:numId w:val="1004"/>
         </w:numPr>
       </w:pPr>
       <w:r>
@@ -606,7 +930,7 @@
       <w:pPr>
         <w:numPr>
           <w:ilvl w:val="0"/>
-          <w:numId w:val="1003"/>
+          <w:numId w:val="1004"/>
         </w:numPr>
       </w:pPr>
       <w:r>
@@ -623,11 +947,11 @@
       <w:pPr>
         <w:pStyle w:val="Heading1"/>
       </w:pPr>
-      <w:bookmarkStart w:id="30" w:name="五当前实现状态"/>
+      <w:bookmarkStart w:id="31" w:name="五当前实现状态"/>
       <w:r>
         <w:t xml:space="preserve">五、当前实现状态</w:t>
       </w:r>
-      <w:bookmarkEnd w:id="30"/>
+      <w:bookmarkEnd w:id="31"/>
     </w:p>
     <w:p>
       <w:pPr>
@@ -636,7 +960,7 @@
       <w:r>
         <w:t xml:space="preserve">演示站：</w:t>
       </w:r>
-      <w:hyperlink r:id="rId31">
+      <w:hyperlink r:id="rId32">
         <w:r>
           <w:rPr>
             <w:rStyle w:val="Hyperlink"/>
@@ -649,25 +973,29 @@
       <w:pPr>
         <w:pStyle w:val="Heading2"/>
       </w:pPr>
-      <w:bookmarkStart w:id="32" w:name="已完成"/>
+      <w:bookmarkStart w:id="33" w:name="已完成"/>
       <w:r>
         <w:t xml:space="preserve">已完成</w:t>
       </w:r>
-      <w:bookmarkEnd w:id="32"/>
+      <w:bookmarkEnd w:id="33"/>
     </w:p>
     <w:tbl>
       <w:tblPr>
         <w:tblStyle w:val="Table"/>
-        <w:tblW w:type="pct" w:w="0.0"/>
+        <w:tblW w:type="pct" w:w="5000"/>
         <w:tblLook w:firstRow="1"/>
       </w:tblPr>
-      <w:tblGrid/>
+      <w:tblGrid>
+        <w:gridCol w:w="2888"/>
+        <w:gridCol w:w="6137"/>
+      </w:tblGrid>
       <w:tr>
         <w:trPr>
           <w:cnfStyle w:firstRow="1"/>
         </w:trPr>
         <w:tc>
           <w:tcPr>
+            <w:tcW w:w="2888" w:type="dxa"/>
             <w:tcBorders>
               <w:bottom w:val="single"/>
             </w:tcBorders>
@@ -685,6 +1013,7 @@
         </w:tc>
         <w:tc>
           <w:tcPr>
+            <w:tcW w:w="6137" w:type="dxa"/>
             <w:tcBorders>
               <w:bottom w:val="single"/>
             </w:tcBorders>
@@ -703,6 +1032,9 @@
       </w:tr>
       <w:tr>
         <w:tc>
+          <w:tcPr>
+            <w:tcW w:w="2888" w:type="dxa"/>
+          </w:tcPr>
           <w:p>
             <w:pPr>
               <w:pStyle w:val="Compact"/>
@@ -714,6 +1046,9 @@
           </w:p>
         </w:tc>
         <w:tc>
+          <w:tcPr>
+            <w:tcW w:w="6137" w:type="dxa"/>
+          </w:tcPr>
           <w:p>
             <w:pPr>
               <w:pStyle w:val="Compact"/>
@@ -727,6 +1062,9 @@
       </w:tr>
       <w:tr>
         <w:tc>
+          <w:tcPr>
+            <w:tcW w:w="2888" w:type="dxa"/>
+          </w:tcPr>
           <w:p>
             <w:pPr>
               <w:pStyle w:val="Compact"/>
@@ -738,6 +1076,9 @@
           </w:p>
         </w:tc>
         <w:tc>
+          <w:tcPr>
+            <w:tcW w:w="6137" w:type="dxa"/>
+          </w:tcPr>
           <w:p>
             <w:pPr>
               <w:pStyle w:val="Compact"/>
@@ -751,6 +1092,9 @@
       </w:tr>
       <w:tr>
         <w:tc>
+          <w:tcPr>
+            <w:tcW w:w="2888" w:type="dxa"/>
+          </w:tcPr>
           <w:p>
             <w:pPr>
               <w:pStyle w:val="Compact"/>
@@ -762,6 +1106,9 @@
           </w:p>
         </w:tc>
         <w:tc>
+          <w:tcPr>
+            <w:tcW w:w="6137" w:type="dxa"/>
+          </w:tcPr>
           <w:p>
             <w:pPr>
               <w:pStyle w:val="Compact"/>
@@ -775,6 +1122,9 @@
       </w:tr>
       <w:tr>
         <w:tc>
+          <w:tcPr>
+            <w:tcW w:w="2888" w:type="dxa"/>
+          </w:tcPr>
           <w:p>
             <w:pPr>
               <w:pStyle w:val="Compact"/>
@@ -786,6 +1136,9 @@
           </w:p>
         </w:tc>
         <w:tc>
+          <w:tcPr>
+            <w:tcW w:w="6137" w:type="dxa"/>
+          </w:tcPr>
           <w:p>
             <w:pPr>
               <w:pStyle w:val="Compact"/>
@@ -799,6 +1152,9 @@
       </w:tr>
       <w:tr>
         <w:tc>
+          <w:tcPr>
+            <w:tcW w:w="2888" w:type="dxa"/>
+          </w:tcPr>
           <w:p>
             <w:pPr>
               <w:pStyle w:val="Compact"/>
@@ -810,6 +1166,9 @@
           </w:p>
         </w:tc>
         <w:tc>
+          <w:tcPr>
+            <w:tcW w:w="6137" w:type="dxa"/>
+          </w:tcPr>
           <w:p>
             <w:pPr>
               <w:pStyle w:val="Compact"/>
@@ -823,6 +1182,9 @@
       </w:tr>
       <w:tr>
         <w:tc>
+          <w:tcPr>
+            <w:tcW w:w="2888" w:type="dxa"/>
+          </w:tcPr>
           <w:p>
             <w:pPr>
               <w:pStyle w:val="Compact"/>
@@ -834,6 +1196,9 @@
           </w:p>
         </w:tc>
         <w:tc>
+          <w:tcPr>
+            <w:tcW w:w="6137" w:type="dxa"/>
+          </w:tcPr>
           <w:p>
             <w:pPr>
               <w:pStyle w:val="Compact"/>
@@ -847,6 +1212,9 @@
       </w:tr>
       <w:tr>
         <w:tc>
+          <w:tcPr>
+            <w:tcW w:w="2888" w:type="dxa"/>
+          </w:tcPr>
           <w:p>
             <w:pPr>
               <w:pStyle w:val="Compact"/>
@@ -858,6 +1226,9 @@
           </w:p>
         </w:tc>
         <w:tc>
+          <w:tcPr>
+            <w:tcW w:w="6137" w:type="dxa"/>
+          </w:tcPr>
           <w:p>
             <w:pPr>
               <w:pStyle w:val="Compact"/>
@@ -871,6 +1242,9 @@
       </w:tr>
       <w:tr>
         <w:tc>
+          <w:tcPr>
+            <w:tcW w:w="2888" w:type="dxa"/>
+          </w:tcPr>
           <w:p>
             <w:pPr>
               <w:pStyle w:val="Compact"/>
@@ -882,6 +1256,9 @@
           </w:p>
         </w:tc>
         <w:tc>
+          <w:tcPr>
+            <w:tcW w:w="6137" w:type="dxa"/>
+          </w:tcPr>
           <w:p>
             <w:pPr>
               <w:pStyle w:val="Compact"/>
@@ -895,6 +1272,42 @@
       </w:tr>
       <w:tr>
         <w:tc>
+          <w:tcPr>
+            <w:tcW w:w="2888" w:type="dxa"/>
+          </w:tcPr>
+          <w:p>
+            <w:pPr>
+              <w:pStyle w:val="Compact"/>
+              <w:jc w:val="left"/>
+            </w:pPr>
+            <w:r>
+              <w:rPr>
+                <w:b/>
+              </w:rPr>
+              <w:t xml:space="preserve">越权写入拦截</w:t>
+            </w:r>
+          </w:p>
+        </w:tc>
+        <w:tc>
+          <w:tcPr>
+            <w:tcW w:w="6137" w:type="dxa"/>
+          </w:tcPr>
+          <w:p>
+            <w:pPr>
+              <w:pStyle w:val="Compact"/>
+              <w:jc w:val="left"/>
+            </w:pPr>
+            <w:r>
+              <w:t xml:space="preserve">服务层拒绝 agent 主体改写原始记录，强制走提议流程（返回 403）</w:t>
+            </w:r>
+          </w:p>
+        </w:tc>
+      </w:tr>
+      <w:tr>
+        <w:tc>
+          <w:tcPr>
+            <w:tcW w:w="2888" w:type="dxa"/>
+          </w:tcPr>
           <w:p>
             <w:pPr>
               <w:pStyle w:val="Compact"/>
@@ -906,6 +1319,9 @@
           </w:p>
         </w:tc>
         <w:tc>
+          <w:tcPr>
+            <w:tcW w:w="6137" w:type="dxa"/>
+          </w:tcPr>
           <w:p>
             <w:pPr>
               <w:pStyle w:val="Compact"/>
@@ -922,25 +1338,29 @@
       <w:pPr>
         <w:pStyle w:val="Heading2"/>
       </w:pPr>
-      <w:bookmarkStart w:id="33" w:name="规划中尚未实现"/>
+      <w:bookmarkStart w:id="34" w:name="规划中尚未实现"/>
       <w:r>
         <w:t xml:space="preserve">规划中（尚未实现）</w:t>
       </w:r>
-      <w:bookmarkEnd w:id="33"/>
+      <w:bookmarkEnd w:id="34"/>
     </w:p>
     <w:tbl>
       <w:tblPr>
         <w:tblStyle w:val="Table"/>
-        <w:tblW w:type="pct" w:w="0.0"/>
+        <w:tblW w:type="pct" w:w="5000"/>
         <w:tblLook w:firstRow="1"/>
       </w:tblPr>
-      <w:tblGrid/>
+      <w:tblGrid>
+        <w:gridCol w:w="2888"/>
+        <w:gridCol w:w="6137"/>
+      </w:tblGrid>
       <w:tr>
         <w:trPr>
           <w:cnfStyle w:firstRow="1"/>
         </w:trPr>
         <w:tc>
           <w:tcPr>
+            <w:tcW w:w="2888" w:type="dxa"/>
             <w:tcBorders>
               <w:bottom w:val="single"/>
             </w:tcBorders>
@@ -958,6 +1378,7 @@
         </w:tc>
         <w:tc>
           <w:tcPr>
+            <w:tcW w:w="6137" w:type="dxa"/>
             <w:tcBorders>
               <w:bottom w:val="single"/>
             </w:tcBorders>
@@ -976,137 +1397,173 @@
       </w:tr>
       <w:tr>
         <w:tc>
-          <w:p>
-            <w:pPr>
-              <w:pStyle w:val="Compact"/>
-              <w:jc w:val="left"/>
-            </w:pPr>
-            <w:r>
-              <w:t xml:space="preserve">力导向知识图谱</w:t>
-            </w:r>
-          </w:p>
-        </w:tc>
-        <w:tc>
-          <w:p>
-            <w:pPr>
-              <w:pStyle w:val="Compact"/>
-              <w:jc w:val="left"/>
-            </w:pPr>
-            <w:r>
-              <w:t xml:space="preserve">前端从规则网格卡片升级为可交互的力导向图</w:t>
+          <w:tcPr>
+            <w:tcW w:w="2888" w:type="dxa"/>
+          </w:tcPr>
+          <w:p>
+            <w:pPr>
+              <w:pStyle w:val="Compact"/>
+              <w:jc w:val="left"/>
+            </w:pPr>
+            <w:r>
+              <w:t xml:space="preserve">agent 工作手册</w:t>
+            </w:r>
+          </w:p>
+        </w:tc>
+        <w:tc>
+          <w:tcPr>
+            <w:tcW w:w="6137" w:type="dxa"/>
+          </w:tcPr>
+          <w:p>
+            <w:pPr>
+              <w:pStyle w:val="Compact"/>
+              <w:jc w:val="left"/>
+            </w:pPr>
+            <w:r>
+              <w:t xml:space="preserve">所有接入的 agent 共用的规范文档，规定其权限边界与产出格式</w:t>
             </w:r>
           </w:p>
         </w:tc>
       </w:tr>
       <w:tr>
         <w:tc>
-          <w:p>
-            <w:pPr>
-              <w:pStyle w:val="Compact"/>
-              <w:jc w:val="left"/>
-            </w:pPr>
-            <w:r>
-              <w:t xml:space="preserve">反链面板</w:t>
-            </w:r>
-          </w:p>
-        </w:tc>
-        <w:tc>
-          <w:p>
-            <w:pPr>
-              <w:pStyle w:val="Compact"/>
-              <w:jc w:val="left"/>
-            </w:pPr>
-            <w:r>
-              <w:t xml:space="preserve">右栏入链/出链/未链接提及，后端接口就绪，前端界面待接</w:t>
+          <w:tcPr>
+            <w:tcW w:w="2888" w:type="dxa"/>
+          </w:tcPr>
+          <w:p>
+            <w:pPr>
+              <w:pStyle w:val="Compact"/>
+              <w:jc w:val="left"/>
+            </w:pPr>
+            <w:r>
+              <w:t xml:space="preserve">提议机制</w:t>
+            </w:r>
+          </w:p>
+        </w:tc>
+        <w:tc>
+          <w:tcPr>
+            <w:tcW w:w="6137" w:type="dxa"/>
+          </w:tcPr>
+          <w:p>
+            <w:pPr>
+              <w:pStyle w:val="Compact"/>
+              <w:jc w:val="left"/>
+            </w:pPr>
+            <w:r>
+              <w:t xml:space="preserve">提议表已建好；尚缺服务层与接口，写入边界目前仍可被绕过</w:t>
             </w:r>
           </w:p>
         </w:tc>
       </w:tr>
       <w:tr>
         <w:tc>
-          <w:p>
-            <w:pPr>
-              <w:pStyle w:val="Compact"/>
-              <w:jc w:val="left"/>
-            </w:pPr>
-            <w:r>
-              <w:t xml:space="preserve">双链语法</w:t>
-            </w:r>
-          </w:p>
-        </w:tc>
-        <w:tc>
-          <w:p>
-            <w:pPr>
-              <w:pStyle w:val="Compact"/>
-              <w:jc w:val="left"/>
-            </w:pPr>
-            <w:r>
-              <w:t xml:space="preserve">正文 [[知识页]] 自动识别并写入关系，点击可跳转</w:t>
+          <w:tcPr>
+            <w:tcW w:w="2888" w:type="dxa"/>
+          </w:tcPr>
+          <w:p>
+            <w:pPr>
+              <w:pStyle w:val="Compact"/>
+              <w:jc w:val="left"/>
+            </w:pPr>
+            <w:r>
+              <w:t xml:space="preserve">力导向知识图谱</w:t>
+            </w:r>
+          </w:p>
+        </w:tc>
+        <w:tc>
+          <w:tcPr>
+            <w:tcW w:w="6137" w:type="dxa"/>
+          </w:tcPr>
+          <w:p>
+            <w:pPr>
+              <w:pStyle w:val="Compact"/>
+              <w:jc w:val="left"/>
+            </w:pPr>
+            <w:r>
+              <w:t xml:space="preserve">前端从规则网格卡片升级为可交互的力导向图</w:t>
             </w:r>
           </w:p>
         </w:tc>
       </w:tr>
       <w:tr>
         <w:tc>
-          <w:p>
-            <w:pPr>
-              <w:pStyle w:val="Compact"/>
-              <w:jc w:val="left"/>
-            </w:pPr>
-            <w:r>
-              <w:t xml:space="preserve">错题回流</w:t>
-            </w:r>
-          </w:p>
-        </w:tc>
-        <w:tc>
-          <w:p>
-            <w:pPr>
-              <w:pStyle w:val="Compact"/>
-              <w:jc w:val="left"/>
-            </w:pPr>
-            <w:r>
-              <w:t xml:space="preserve">见第三章创意描述</w:t>
+          <w:tcPr>
+            <w:tcW w:w="2888" w:type="dxa"/>
+          </w:tcPr>
+          <w:p>
+            <w:pPr>
+              <w:pStyle w:val="Compact"/>
+              <w:jc w:val="left"/>
+            </w:pPr>
+            <w:r>
+              <w:t xml:space="preserve">反链面板</w:t>
+            </w:r>
+          </w:p>
+        </w:tc>
+        <w:tc>
+          <w:tcPr>
+            <w:tcW w:w="6137" w:type="dxa"/>
+          </w:tcPr>
+          <w:p>
+            <w:pPr>
+              <w:pStyle w:val="Compact"/>
+              <w:jc w:val="left"/>
+            </w:pPr>
+            <w:r>
+              <w:t xml:space="preserve">右栏入链/出链/未链接提及，后端接口就绪，前端界面待接</w:t>
             </w:r>
           </w:p>
         </w:tc>
       </w:tr>
       <w:tr>
         <w:tc>
-          <w:p>
-            <w:pPr>
-              <w:pStyle w:val="Compact"/>
-              <w:jc w:val="left"/>
-            </w:pPr>
-            <w:r>
-              <w:t xml:space="preserve">知识盲区地图</w:t>
-            </w:r>
-          </w:p>
-        </w:tc>
-        <w:tc>
-          <w:p>
-            <w:pPr>
-              <w:pStyle w:val="Compact"/>
-              <w:jc w:val="left"/>
-            </w:pPr>
-            <w:r>
-              <w:t xml:space="preserve">见第三章创意描述</w:t>
+          <w:tcPr>
+            <w:tcW w:w="2888" w:type="dxa"/>
+          </w:tcPr>
+          <w:p>
+            <w:pPr>
+              <w:pStyle w:val="Compact"/>
+              <w:jc w:val="left"/>
+            </w:pPr>
+            <w:r>
+              <w:t xml:space="preserve">双链语法</w:t>
+            </w:r>
+          </w:p>
+        </w:tc>
+        <w:tc>
+          <w:tcPr>
+            <w:tcW w:w="6137" w:type="dxa"/>
+          </w:tcPr>
+          <w:p>
+            <w:pPr>
+              <w:pStyle w:val="Compact"/>
+              <w:jc w:val="left"/>
+            </w:pPr>
+            <w:r>
+              <w:t xml:space="preserve">正文 [[知识页]] 自动识别并写入关系，点击可跳转</w:t>
             </w:r>
           </w:p>
         </w:tc>
       </w:tr>
       <w:tr>
         <w:tc>
-          <w:p>
-            <w:pPr>
-              <w:pStyle w:val="Compact"/>
-              <w:jc w:val="left"/>
-            </w:pPr>
-            <w:r>
-              <w:t xml:space="preserve">连接检验式复习</w:t>
-            </w:r>
-          </w:p>
-        </w:tc>
-        <w:tc>
+          <w:tcPr>
+            <w:tcW w:w="2888" w:type="dxa"/>
+          </w:tcPr>
+          <w:p>
+            <w:pPr>
+              <w:pStyle w:val="Compact"/>
+              <w:jc w:val="left"/>
+            </w:pPr>
+            <w:r>
+              <w:t xml:space="preserve">错题回流</w:t>
+            </w:r>
+          </w:p>
+        </w:tc>
+        <w:tc>
+          <w:tcPr>
+            <w:tcW w:w="6137" w:type="dxa"/>
+          </w:tcPr>
           <w:p>
             <w:pPr>
               <w:pStyle w:val="Compact"/>
@@ -1120,6 +1577,69 @@
       </w:tr>
       <w:tr>
         <w:tc>
+          <w:tcPr>
+            <w:tcW w:w="2888" w:type="dxa"/>
+          </w:tcPr>
+          <w:p>
+            <w:pPr>
+              <w:pStyle w:val="Compact"/>
+              <w:jc w:val="left"/>
+            </w:pPr>
+            <w:r>
+              <w:t xml:space="preserve">知识盲区地图</w:t>
+            </w:r>
+          </w:p>
+        </w:tc>
+        <w:tc>
+          <w:tcPr>
+            <w:tcW w:w="6137" w:type="dxa"/>
+          </w:tcPr>
+          <w:p>
+            <w:pPr>
+              <w:pStyle w:val="Compact"/>
+              <w:jc w:val="left"/>
+            </w:pPr>
+            <w:r>
+              <w:t xml:space="preserve">见第三章创意描述</w:t>
+            </w:r>
+          </w:p>
+        </w:tc>
+      </w:tr>
+      <w:tr>
+        <w:tc>
+          <w:tcPr>
+            <w:tcW w:w="2888" w:type="dxa"/>
+          </w:tcPr>
+          <w:p>
+            <w:pPr>
+              <w:pStyle w:val="Compact"/>
+              <w:jc w:val="left"/>
+            </w:pPr>
+            <w:r>
+              <w:t xml:space="preserve">连接检验式复习</w:t>
+            </w:r>
+          </w:p>
+        </w:tc>
+        <w:tc>
+          <w:tcPr>
+            <w:tcW w:w="6137" w:type="dxa"/>
+          </w:tcPr>
+          <w:p>
+            <w:pPr>
+              <w:pStyle w:val="Compact"/>
+              <w:jc w:val="left"/>
+            </w:pPr>
+            <w:r>
+              <w:t xml:space="preserve">见第三章创意描述</w:t>
+            </w:r>
+          </w:p>
+        </w:tc>
+      </w:tr>
+      <w:tr>
+        <w:tc>
+          <w:tcPr>
+            <w:tcW w:w="2888" w:type="dxa"/>
+          </w:tcPr>
           <w:p>
             <w:pPr>
               <w:pStyle w:val="Compact"/>
@@ -1131,6 +1651,9 @@
           </w:p>
         </w:tc>
         <w:tc>
+          <w:tcPr>
+            <w:tcW w:w="6137" w:type="dxa"/>
+          </w:tcPr>
           <w:p>
             <w:pPr>
               <w:pStyle w:val="Compact"/>
@@ -1147,11 +1670,11 @@
       <w:pPr>
         <w:pStyle w:val="Heading1"/>
       </w:pPr>
-      <w:bookmarkStart w:id="34" w:name="六mvp1.0规划"/>
+      <w:bookmarkStart w:id="35" w:name="六mvp1.0规划"/>
       <w:r>
         <w:t xml:space="preserve">六、MVP（1.0）规划</w:t>
       </w:r>
-      <w:bookmarkEnd w:id="34"/>
+      <w:bookmarkEnd w:id="35"/>
     </w:p>
     <w:p>
       <w:pPr>
@@ -1164,16 +1687,21 @@
     <w:tbl>
       <w:tblPr>
         <w:tblStyle w:val="Table"/>
-        <w:tblW w:type="pct" w:w="0.0"/>
+        <w:tblW w:type="pct" w:w="5000"/>
         <w:tblLook w:firstRow="1"/>
       </w:tblPr>
-      <w:tblGrid/>
+      <w:tblGrid>
+        <w:gridCol w:w="1985"/>
+        <w:gridCol w:w="3520"/>
+        <w:gridCol w:w="3520"/>
+      </w:tblGrid>
       <w:tr>
         <w:trPr>
           <w:cnfStyle w:firstRow="1"/>
         </w:trPr>
         <w:tc>
           <w:tcPr>
+            <w:tcW w:w="1985" w:type="dxa"/>
             <w:tcBorders>
               <w:bottom w:val="single"/>
             </w:tcBorders>
@@ -1191,6 +1719,7 @@
         </w:tc>
         <w:tc>
           <w:tcPr>
+            <w:tcW w:w="3520" w:type="dxa"/>
             <w:tcBorders>
               <w:bottom w:val="single"/>
             </w:tcBorders>
@@ -1208,6 +1737,7 @@
         </w:tc>
         <w:tc>
           <w:tcPr>
+            <w:tcW w:w="3520" w:type="dxa"/>
             <w:tcBorders>
               <w:bottom w:val="single"/>
             </w:tcBorders>
@@ -1226,6 +1756,9 @@
       </w:tr>
       <w:tr>
         <w:tc>
+          <w:tcPr>
+            <w:tcW w:w="1985" w:type="dxa"/>
+          </w:tcPr>
           <w:p>
             <w:pPr>
               <w:pStyle w:val="Compact"/>
@@ -1237,6 +1770,9 @@
           </w:p>
         </w:tc>
         <w:tc>
+          <w:tcPr>
+            <w:tcW w:w="3520" w:type="dxa"/>
+          </w:tcPr>
           <w:p>
             <w:pPr>
               <w:pStyle w:val="Compact"/>
@@ -1248,6 +1784,9 @@
           </w:p>
         </w:tc>
         <w:tc>
+          <w:tcPr>
+            <w:tcW w:w="3520" w:type="dxa"/>
+          </w:tcPr>
           <w:p>
             <w:pPr>
               <w:pStyle w:val="Compact"/>
@@ -1273,6 +1812,9 @@
       </w:tr>
       <w:tr>
         <w:tc>
+          <w:tcPr>
+            <w:tcW w:w="1985" w:type="dxa"/>
+          </w:tcPr>
           <w:p>
             <w:pPr>
               <w:pStyle w:val="Compact"/>
@@ -1284,6 +1826,9 @@
           </w:p>
         </w:tc>
         <w:tc>
+          <w:tcPr>
+            <w:tcW w:w="3520" w:type="dxa"/>
+          </w:tcPr>
           <w:p>
             <w:pPr>
               <w:pStyle w:val="Compact"/>
@@ -1295,6 +1840,9 @@
           </w:p>
         </w:tc>
         <w:tc>
+          <w:tcPr>
+            <w:tcW w:w="3520" w:type="dxa"/>
+          </w:tcPr>
           <w:p>
             <w:pPr>
               <w:pStyle w:val="Compact"/>
@@ -1332,6 +1880,9 @@
       </w:tr>
       <w:tr>
         <w:tc>
+          <w:tcPr>
+            <w:tcW w:w="1985" w:type="dxa"/>
+          </w:tcPr>
           <w:p>
             <w:pPr>
               <w:pStyle w:val="Compact"/>
@@ -1343,6 +1894,9 @@
           </w:p>
         </w:tc>
         <w:tc>
+          <w:tcPr>
+            <w:tcW w:w="3520" w:type="dxa"/>
+          </w:tcPr>
           <w:p>
             <w:pPr>
               <w:pStyle w:val="Compact"/>
@@ -1354,6 +1908,9 @@
           </w:p>
         </w:tc>
         <w:tc>
+          <w:tcPr>
+            <w:tcW w:w="3520" w:type="dxa"/>
+          </w:tcPr>
           <w:p>
             <w:pPr>
               <w:pStyle w:val="Compact"/>
@@ -1674,6 +2231,9 @@
     <w:abstractNumId w:val="991"/>
   </w:num>
   <w:num w:numId="1003">
+    <w:abstractNumId w:val="991"/>
+  </w:num>
+  <w:num w:numId="1004">
     <w:abstractNumId w:val="991"/>
   </w:num>
 </w:numbering>

--- a/deliverables/Chordnote-概念书.docx
+++ b/deliverables/Chordnote-概念书.docx
@@ -1328,7 +1328,7 @@
               <w:jc w:val="left"/>
             </w:pPr>
             <w:r>
-              <w:t xml:space="preserve">Drizzle + Neon Postgres，完整迁移、归属隔离、47 项回归测试全绿</w:t>
+              <w:t xml:space="preserve">Drizzle + Neon Postgres，完整迁移、归属隔离，另有 61 项接口回归测试</w:t>
             </w:r>
           </w:p>
         </w:tc>

--- a/deliverables/Chordnote-概念书.docx
+++ b/deliverables/Chordnote-概念书.docx
@@ -7,19 +7,7 @@
         <w:pStyle w:val="Title"/>
       </w:pPr>
       <w:r>
-        <w:t xml:space="preserve">Chordnote</w:t>
-      </w:r>
-      <w:r>
-        <w:t xml:space="preserve"> </w:t>
-      </w:r>
-      <w:r>
-        <w:t xml:space="preserve">·</w:t>
-      </w:r>
-      <w:r>
-        <w:t xml:space="preserve"> </w:t>
-      </w:r>
-      <w:r>
-        <w:t xml:space="preserve">和弦</w:t>
+        <w:t xml:space="preserve">Chordnote · 和弦</w:t>
       </w:r>
     </w:p>
     <w:p>
@@ -73,46 +61,7 @@
         <w:pStyle w:val="BodyText"/>
       </w:pPr>
       <w:r>
-        <w:t xml:space="preserve">一条笔记是音符，连起来才是和弦。Chordnote 的核心使命是打破传统笔记</w:t>
-      </w:r>
-      <w:r>
-        <w:t xml:space="preserve">“</w:t>
-      </w:r>
-      <w:r>
-        <w:t xml:space="preserve">只存不连</w:t>
-      </w:r>
-      <w:r>
-        <w:t xml:space="preserve">”</w:t>
-      </w:r>
-      <w:r>
-        <w:t xml:space="preserve">与通用 AI</w:t>
-      </w:r>
-      <w:r>
-        <w:t xml:space="preserve"> </w:t>
-      </w:r>
-      <w:r>
-        <w:t xml:space="preserve">“</w:t>
-      </w:r>
-      <w:r>
-        <w:t xml:space="preserve">无记忆、易幻觉</w:t>
-      </w:r>
-      <w:r>
-        <w:t xml:space="preserve">”</w:t>
-      </w:r>
-      <w:r>
-        <w:t xml:space="preserve">的瓶颈，让 AI 扮演</w:t>
-      </w:r>
-      <w:r>
-        <w:t xml:space="preserve">“</w:t>
-      </w:r>
-      <w:r>
-        <w:t xml:space="preserve">知识架构师</w:t>
-      </w:r>
-      <w:r>
-        <w:t xml:space="preserve">”</w:t>
-      </w:r>
-      <w:r>
-        <w:t xml:space="preserve">——帮助大学生将零散的学习记录升维为贯穿大学四年的体系化知识网络。</w:t>
+        <w:t xml:space="preserve">一条笔记是音符，连起来才是和弦。Chordnote 的核心使命是打破传统笔记“只存不连”与通用 AI “无记忆、易幻觉”的瓶颈，让 AI 扮演“知识架构师”——帮助大学生将零散的学习记录升维为贯穿大学四年的体系化知识网络。</w:t>
       </w:r>
     </w:p>
     <w:p>
@@ -195,19 +144,7 @@
         <w:t xml:space="preserve">通用 AI 缺乏长效记忆与情境理解</w:t>
       </w:r>
       <w:r>
-        <w:t xml:space="preserve">。现有通用 AI 缺少针对个人知识库的架构设计，既容易产生学术</w:t>
-      </w:r>
-      <w:r>
-        <w:t xml:space="preserve">“</w:t>
-      </w:r>
-      <w:r>
-        <w:t xml:space="preserve">幻觉</w:t>
-      </w:r>
-      <w:r>
-        <w:t xml:space="preserve">”</w:t>
-      </w:r>
-      <w:r>
-        <w:t xml:space="preserve">，输出也难以直接使用。</w:t>
+        <w:t xml:space="preserve">。现有通用 AI 缺少针对个人知识库的架构设计，既容易产生学术“幻觉”，输出也难以直接使用。</w:t>
       </w:r>
     </w:p>
     <w:p>
@@ -224,19 +161,7 @@
         <w:t xml:space="preserve">做题经验无法沉淀到知识库</w:t>
       </w:r>
       <w:r>
-        <w:t xml:space="preserve">。大量错题和习题只停留在题目本身，没有机制把</w:t>
-      </w:r>
-      <w:r>
-        <w:t xml:space="preserve">“</w:t>
-      </w:r>
-      <w:r>
-        <w:t xml:space="preserve">这道题考查了哪些概念</w:t>
-      </w:r>
-      <w:r>
-        <w:t xml:space="preserve">”</w:t>
-      </w:r>
-      <w:r>
-        <w:t xml:space="preserve">反哺到知识网络里。</w:t>
+        <w:t xml:space="preserve">。大量错题和习题只停留在题目本身，没有机制把“这道题考查了哪些概念”反哺到知识网络里。</w:t>
       </w:r>
     </w:p>
     <w:p>
@@ -273,19 +198,7 @@
         <w:t xml:space="preserve">LLM Wiki 架构</w:t>
       </w:r>
       <w:r>
-        <w:t xml:space="preserve">。借鉴 Andrej Karpathy 提出的</w:t>
-      </w:r>
-      <w:r>
-        <w:t xml:space="preserve">“</w:t>
-      </w:r>
-      <w:r>
-        <w:t xml:space="preserve">用 LLM 维护一个可不断更新、自洽的知识库</w:t>
-      </w:r>
-      <w:r>
-        <w:t xml:space="preserve">”</w:t>
-      </w:r>
-      <w:r>
-        <w:t xml:space="preserve">理念。Chordnote 的 agent 持有一份执行手册，规定它只能提议、不能擅改；新内容加入时，agent 提示是否更新旧概念的上下文。</w:t>
+        <w:t xml:space="preserve">。借鉴 Andrej Karpathy 提出的“用 LLM 维护一个可不断更新、自洽的知识库”理念。Chordnote 的 agent 持有一份执行手册，规定它只能提议、不能擅改；新内容加入时，agent 提示是否更新旧概念的上下文。</w:t>
       </w:r>
     </w:p>
     <w:p>
@@ -311,19 +224,7 @@
       </w:pPr>
       <w:bookmarkStart w:id="24" w:name="我们与用-ai-记笔记的分界agent-有工作手册不靠提示词"/>
       <w:r>
-        <w:t xml:space="preserve">我们与</w:t>
-      </w:r>
-      <w:r>
-        <w:t xml:space="preserve">“</w:t>
-      </w:r>
-      <w:r>
-        <w:t xml:space="preserve">用 AI 记笔记</w:t>
-      </w:r>
-      <w:r>
-        <w:t xml:space="preserve">”</w:t>
-      </w:r>
-      <w:r>
-        <w:t xml:space="preserve">的分界：agent 有工作手册，不靠提示词</w:t>
+        <w:t xml:space="preserve">我们与“用 AI 记笔记”的分界：agent 有工作手册，不靠提示词</w:t>
       </w:r>
       <w:bookmarkEnd w:id="24"/>
     </w:p>
@@ -332,19 +233,7 @@
         <w:pStyle w:val="FirstParagraph"/>
       </w:pPr>
       <w:r>
-        <w:t xml:space="preserve">现在几乎每个笔记软件都在塞 AI。所以</w:t>
-      </w:r>
-      <w:r>
-        <w:t xml:space="preserve">“</w:t>
-      </w:r>
-      <w:r>
-        <w:t xml:space="preserve">我们有 AI 帮你整理</w:t>
-      </w:r>
-      <w:r>
-        <w:t xml:space="preserve">”</w:t>
-      </w:r>
-      <w:r>
-        <w:t xml:space="preserve">没有任何区分度。</w:t>
+        <w:t xml:space="preserve">现在几乎每个笔记软件都在塞 AI。所以“我们有 AI 帮你整理”没有任何区分度。</w:t>
       </w:r>
     </w:p>
     <w:p>
@@ -393,19 +282,7 @@
         <w:t xml:space="preserve">用提示词求它乖</w:t>
       </w:r>
       <w:r>
-        <w:t xml:space="preserve">——</w:t>
-      </w:r>
-      <w:r>
-        <w:t xml:space="preserve">“</w:t>
-      </w:r>
-      <w:r>
-        <w:t xml:space="preserve">请不要修改原文</w:t>
-      </w:r>
-      <w:r>
-        <w:t xml:space="preserve">”</w:t>
-      </w:r>
-      <w:r>
-        <w:t xml:space="preserve">。这是祈使句，可以被绕过、被误读、被越狱。</w:t>
+        <w:t xml:space="preserve">——“请不要修改原文”。这是祈使句，可以被绕过、被误读、被越狱。</w:t>
       </w:r>
     </w:p>
     <w:p>
@@ -552,10 +429,10 @@
               <w:rPr>
                 <w:b/>
               </w:rPr>
-              <w:t xml:space="preserve">部分实现</w:t>
-            </w:r>
-            <w:r>
-              <w:t xml:space="preserve">。提议表已建好，但写入路径尚可被绕过——正在收敛为架构级约束</w:t>
+              <w:t xml:space="preserve">已实现</w:t>
+            </w:r>
+            <w:r>
+              <w:t xml:space="preserve">。未经授权的工具（create_note / update_note）根本不会交给模型；写意图只能落成待确认的提议，越权调用由服务层拒绝</w:t>
             </w:r>
           </w:p>
         </w:tc>
@@ -588,10 +465,10 @@
               <w:rPr>
                 <w:b/>
               </w:rPr>
-              <w:t xml:space="preserve">规划中</w:t>
-            </w:r>
-            <w:r>
-              <w:t xml:space="preserve">。手册写好之后，agent 的行为由它决定，不随模型漂移</w:t>
+              <w:t xml:space="preserve">已实现</w:t>
+            </w:r>
+            <w:r>
+              <w:t xml:space="preserve">。手册同时是交给模型的系统提示词与界面上可查的工具授权清单；工具的权限与接口写在同一份里，因此不会各改一半</w:t>
             </w:r>
           </w:p>
         </w:tc>
@@ -608,19 +485,7 @@
         <w:t xml:space="preserve">我们与 LLM Wiki 的诚实边界</w:t>
       </w:r>
       <w:r>
-        <w:t xml:space="preserve">：我们借鉴的是</w:t>
-      </w:r>
-      <w:r>
-        <w:t xml:space="preserve">“</w:t>
-      </w:r>
-      <w:r>
-        <w:t xml:space="preserve">AI 维护知识库需要一份手册</w:t>
-      </w:r>
-      <w:r>
-        <w:t xml:space="preserve">”</w:t>
-      </w:r>
-      <w:r>
-        <w:t xml:space="preserve">这个理念本身。属于我们的是——</w:t>
+        <w:t xml:space="preserve">：我们借鉴的是“AI 维护知识库需要一份手册”这个理念本身。属于我们的是——</w:t>
       </w:r>
       <w:r>
         <w:rPr>
@@ -656,19 +521,7 @@
         <w:pStyle w:val="FirstParagraph"/>
       </w:pPr>
       <w:r>
-        <w:t xml:space="preserve">在借鉴的基础上，我们发现了三个</w:t>
-      </w:r>
-      <w:r>
-        <w:t xml:space="preserve">“</w:t>
-      </w:r>
-      <w:r>
-        <w:t xml:space="preserve">只有这两套东西加在一起才能做到</w:t>
-      </w:r>
-      <w:r>
-        <w:t xml:space="preserve">”</w:t>
-      </w:r>
-      <w:r>
-        <w:t xml:space="preserve">的能力：</w:t>
+        <w:t xml:space="preserve">在借鉴的基础上，我们发现了三个“只有这两套东西加在一起才能做到”的能力：</w:t>
       </w:r>
     </w:p>
     <w:p>
@@ -686,19 +539,7 @@
         <w:pStyle w:val="FirstParagraph"/>
       </w:pPr>
       <w:r>
-        <w:t xml:space="preserve">将错题与知识图谱打通后，可以统计每条知识页被多少条错题所指向。反复出错的知识点，在图谱上被自动放大、染色，</w:t>
-      </w:r>
-      <w:r>
-        <w:t xml:space="preserve">“</w:t>
-      </w:r>
-      <w:r>
-        <w:t xml:space="preserve">盲区</w:t>
-      </w:r>
-      <w:r>
-        <w:t xml:space="preserve">”</w:t>
-      </w:r>
-      <w:r>
-        <w:t xml:space="preserve">一眼可见。这是 Obsidian 结构上做不到的（它没有做题数据），也是错题本 App 做不到的（它没有知识图谱）——只有当两者在同一个数据模型里时，这个能力才存在。</w:t>
+        <w:t xml:space="preserve">将错题与知识图谱打通后，可以统计每条知识页被多少条错题所指向。反复出错的知识点，在图谱上被自动放大、染色，“盲区”一眼可见。这是 Obsidian 结构上做不到的（它没有做题数据），也是错题本 App 做不到的（它没有知识图谱）——只有当两者在同一个数据模型里时，这个能力才存在。</w:t>
       </w:r>
     </w:p>
     <w:p>
@@ -724,43 +565,7 @@
         <w:pStyle w:val="FirstParagraph"/>
       </w:pPr>
       <w:r>
-        <w:t xml:space="preserve">传统间隔重复（Anki 等）检验的是</w:t>
-      </w:r>
-      <w:r>
-        <w:t xml:space="preserve">“</w:t>
-      </w:r>
-      <w:r>
-        <w:t xml:space="preserve">你记不记得这个概念</w:t>
-      </w:r>
-      <w:r>
-        <w:t xml:space="preserve">”</w:t>
-      </w:r>
-      <w:r>
-        <w:t xml:space="preserve">。但大学考试真正考的是运用与联系。Chordnote 的复习模式不问</w:t>
-      </w:r>
-      <w:r>
-        <w:t xml:space="preserve">“</w:t>
-      </w:r>
-      <w:r>
-        <w:t xml:space="preserve">什么是特征值</w:t>
-      </w:r>
-      <w:r>
-        <w:t xml:space="preserve">”</w:t>
-      </w:r>
-      <w:r>
-        <w:t xml:space="preserve">，而是问</w:t>
-      </w:r>
-      <w:r>
-        <w:t xml:space="preserve">“</w:t>
-      </w:r>
-      <w:r>
-        <w:t xml:space="preserve">特征值和二次型是什么关系</w:t>
-      </w:r>
-      <w:r>
-        <w:t xml:space="preserve">”</w:t>
-      </w:r>
-      <w:r>
-        <w:t xml:space="preserve">——考的是知识页之间的关联，不是单个节点。答不上来，说明这条连接是薄弱环节，它就成为复习重点。</w:t>
+        <w:t xml:space="preserve">传统间隔重复（Anki 等）检验的是“你记不记得这个概念”。但大学考试真正考的是运用与联系。Chordnote 的复习模式不问“什么是特征值”，而是问“特征值和二次型是什么关系”——考的是知识页之间的关联，不是单个节点。答不上来，说明这条连接是薄弱环节，它就成为复习重点。</w:t>
       </w:r>
     </w:p>
     <w:p>
@@ -786,34 +591,7 @@
         <w:pStyle w:val="FirstParagraph"/>
       </w:pPr>
       <w:r>
-        <w:t xml:space="preserve">错题本身不变成知识页，而是变成一条</w:t>
-      </w:r>
-      <w:r>
-        <w:t xml:space="preserve">“</w:t>
-      </w:r>
-      <w:r>
-        <w:t xml:space="preserve">指向知识页的原始记录</w:t>
-      </w:r>
-      <w:r>
-        <w:t xml:space="preserve">”</w:t>
-      </w:r>
-      <w:r>
-        <w:t xml:space="preserve">。拍照或粘贴错题 → AI 提炼</w:t>
-      </w:r>
-      <w:r>
-        <w:t xml:space="preserve">“</w:t>
-      </w:r>
-      <w:r>
-        <w:t xml:space="preserve">这题考了哪几个概念</w:t>
-      </w:r>
-      <w:r>
-        <w:t xml:space="preserve">”</w:t>
-      </w:r>
-      <w:r>
-        <w:t xml:space="preserve"> </w:t>
-      </w:r>
-      <w:r>
-        <w:t xml:space="preserve">→ 和已有知识页对齐 → 提议建立连接。做题行为和知识库第一次真正打通。</w:t>
+        <w:t xml:space="preserve">错题本身不变成知识页，而是变成一条“指向知识页的原始记录”。拍照或粘贴错题 → AI 提炼“这题考了哪几个概念” → 和已有知识页对齐 → 提议建立连接。做题行为和知识库第一次真正打通。</w:t>
       </w:r>
     </w:p>
     <w:p>
@@ -877,19 +655,7 @@
         <w:t xml:space="preserve">人机协同确认（Human-in-the-Loop）</w:t>
       </w:r>
       <w:r>
-        <w:t xml:space="preserve">。AI 提取重点与建立关联时均以</w:t>
-      </w:r>
-      <w:r>
-        <w:t xml:space="preserve">“</w:t>
-      </w:r>
-      <w:r>
-        <w:t xml:space="preserve">提议</w:t>
-      </w:r>
-      <w:r>
-        <w:t xml:space="preserve">”</w:t>
-      </w:r>
-      <w:r>
-        <w:t xml:space="preserve">方式呈现，绝不强行写入。学生始终保留最终的确认、修改与组织权，从根本上避免 AI 幻觉污染知识库。</w:t>
+        <w:t xml:space="preserve">。AI 提取重点与建立关联时均以“提议”方式呈现，绝不强行写入。学生始终保留最终的确认、修改与组织权，从根本上避免 AI 幻觉污染知识库。</w:t>
       </w:r>
     </w:p>
     <w:p>
@@ -1235,7 +1001,7 @@
               <w:jc w:val="left"/>
             </w:pPr>
             <w:r>
-              <w:t xml:space="preserve">从知识页与关联实时生成节点与连线数据（前端界面升级中）</w:t>
+              <w:t xml:space="preserve">从知识页与关联实时生成节点与连线数据</w:t>
             </w:r>
           </w:p>
         </w:tc>
@@ -1329,6 +1095,156 @@
             </w:pPr>
             <w:r>
               <w:t xml:space="preserve">Drizzle + Neon Postgres，完整迁移、归属隔离，另有 61 项接口回归测试</w:t>
+            </w:r>
+          </w:p>
+        </w:tc>
+      </w:tr>
+      <w:tr>
+        <w:tc>
+          <w:tcPr>
+            <w:tcW w:w="2888" w:type="dxa"/>
+          </w:tcPr>
+          <w:p>
+            <w:pPr>
+              <w:pStyle w:val="Compact"/>
+              <w:jc w:val="left"/>
+            </w:pPr>
+            <w:r>
+              <w:t xml:space="preserve">一键导出知识包</w:t>
+            </w:r>
+          </w:p>
+        </w:tc>
+        <w:tc>
+          <w:tcPr>
+            <w:tcW w:w="6137" w:type="dxa"/>
+          </w:tcPr>
+          <w:p>
+            <w:pPr>
+              <w:pStyle w:val="Compact"/>
+              <w:jc w:val="left"/>
+            </w:pPr>
+            <w:r>
+              <w:t xml:space="preserve">已实现。设置面板里可导出知识包：JSON 是含修订历史的完整快照，markdown 包（zip）供拿出去读或迁移；两者都能再导入回来，同名保留已有、不静默覆盖</w:t>
+            </w:r>
+          </w:p>
+        </w:tc>
+      </w:tr>
+      <w:tr>
+        <w:tc>
+          <w:tcPr>
+            <w:tcW w:w="2888" w:type="dxa"/>
+          </w:tcPr>
+          <w:p>
+            <w:pPr>
+              <w:pStyle w:val="Compact"/>
+              <w:jc w:val="left"/>
+            </w:pPr>
+            <w:r>
+              <w:t xml:space="preserve">反链面板</w:t>
+            </w:r>
+          </w:p>
+        </w:tc>
+        <w:tc>
+          <w:tcPr>
+            <w:tcW w:w="6137" w:type="dxa"/>
+          </w:tcPr>
+          <w:p>
+            <w:pPr>
+              <w:pStyle w:val="Compact"/>
+              <w:jc w:val="left"/>
+            </w:pPr>
+            <w:r>
+              <w:t xml:space="preserve">已实现。右栏入链 / 出链 / 未链接提及，可一键建立关联</w:t>
+            </w:r>
+          </w:p>
+        </w:tc>
+      </w:tr>
+      <w:tr>
+        <w:tc>
+          <w:tcPr>
+            <w:tcW w:w="2888" w:type="dxa"/>
+          </w:tcPr>
+          <w:p>
+            <w:pPr>
+              <w:pStyle w:val="Compact"/>
+              <w:jc w:val="left"/>
+            </w:pPr>
+            <w:r>
+              <w:t xml:space="preserve">力导向知识图谱</w:t>
+            </w:r>
+          </w:p>
+        </w:tc>
+        <w:tc>
+          <w:tcPr>
+            <w:tcW w:w="6137" w:type="dxa"/>
+          </w:tcPr>
+          <w:p>
+            <w:pPr>
+              <w:pStyle w:val="Compact"/>
+              <w:jc w:val="left"/>
+            </w:pPr>
+            <w:r>
+              <w:t xml:space="preserve">已实现。可拖动、缩放、悬停聚焦的力导向图；力学计算与渲染分离，参数可实时调节</w:t>
+            </w:r>
+          </w:p>
+        </w:tc>
+      </w:tr>
+      <w:tr>
+        <w:tc>
+          <w:tcPr>
+            <w:tcW w:w="2888" w:type="dxa"/>
+          </w:tcPr>
+          <w:p>
+            <w:pPr>
+              <w:pStyle w:val="Compact"/>
+              <w:jc w:val="left"/>
+            </w:pPr>
+            <w:r>
+              <w:t xml:space="preserve">提议机制</w:t>
+            </w:r>
+          </w:p>
+        </w:tc>
+        <w:tc>
+          <w:tcPr>
+            <w:tcW w:w="6137" w:type="dxa"/>
+          </w:tcPr>
+          <w:p>
+            <w:pPr>
+              <w:pStyle w:val="Compact"/>
+              <w:jc w:val="left"/>
+            </w:pPr>
+            <w:r>
+              <w:t xml:space="preserve">已实现。提议服务层与接口（批准 / 拒绝 / 执行）齐备；写意图只能落成待确认的提议，越权调用在服务层被拒绝</w:t>
+            </w:r>
+          </w:p>
+        </w:tc>
+      </w:tr>
+      <w:tr>
+        <w:tc>
+          <w:tcPr>
+            <w:tcW w:w="2888" w:type="dxa"/>
+          </w:tcPr>
+          <w:p>
+            <w:pPr>
+              <w:pStyle w:val="Compact"/>
+              <w:jc w:val="left"/>
+            </w:pPr>
+            <w:r>
+              <w:t xml:space="preserve">agent 工作手册</w:t>
+            </w:r>
+          </w:p>
+        </w:tc>
+        <w:tc>
+          <w:tcPr>
+            <w:tcW w:w="6137" w:type="dxa"/>
+          </w:tcPr>
+          <w:p>
+            <w:pPr>
+              <w:pStyle w:val="Compact"/>
+              <w:jc w:val="left"/>
+            </w:pPr>
+            <w:r>
+              <w:t xml:space="preserve">已实现。所有接入的 agent 共用的规范，规定其权限边界与产出格式；工具授权与系统提示词出自同一份，不随模型漂移</w:t>
             </w:r>
           </w:p>
         </w:tc>
@@ -1406,7 +1322,7 @@
               <w:jc w:val="left"/>
             </w:pPr>
             <w:r>
-              <w:t xml:space="preserve">agent 工作手册</w:t>
+              <w:t xml:space="preserve">双链语法</w:t>
             </w:r>
           </w:p>
         </w:tc>
@@ -1420,7 +1336,7 @@
               <w:jc w:val="left"/>
             </w:pPr>
             <w:r>
-              <w:t xml:space="preserve">所有接入的 agent 共用的规范文档，规定其权限边界与产出格式</w:t>
+              <w:t xml:space="preserve">正文 [[知识页]] 自动识别并写入关系，点击可跳转</w:t>
             </w:r>
           </w:p>
         </w:tc>
@@ -1436,7 +1352,7 @@
               <w:jc w:val="left"/>
             </w:pPr>
             <w:r>
-              <w:t xml:space="preserve">提议机制</w:t>
+              <w:t xml:space="preserve">错题回流</w:t>
             </w:r>
           </w:p>
         </w:tc>
@@ -1450,7 +1366,7 @@
               <w:jc w:val="left"/>
             </w:pPr>
             <w:r>
-              <w:t xml:space="preserve">提议表已建好；尚缺服务层与接口，写入边界目前仍可被绕过</w:t>
+              <w:t xml:space="preserve">见第三章创意描述</w:t>
             </w:r>
           </w:p>
         </w:tc>
@@ -1466,7 +1382,7 @@
               <w:jc w:val="left"/>
             </w:pPr>
             <w:r>
-              <w:t xml:space="preserve">力导向知识图谱</w:t>
+              <w:t xml:space="preserve">知识盲区地图</w:t>
             </w:r>
           </w:p>
         </w:tc>
@@ -1480,7 +1396,7 @@
               <w:jc w:val="left"/>
             </w:pPr>
             <w:r>
-              <w:t xml:space="preserve">前端从规则网格卡片升级为可交互的力导向图</w:t>
+              <w:t xml:space="preserve">见第三章创意描述</w:t>
             </w:r>
           </w:p>
         </w:tc>
@@ -1496,7 +1412,7 @@
               <w:jc w:val="left"/>
             </w:pPr>
             <w:r>
-              <w:t xml:space="preserve">反链面板</w:t>
+              <w:t xml:space="preserve">连接检验式复习</w:t>
             </w:r>
           </w:p>
         </w:tc>
@@ -1510,157 +1426,7 @@
               <w:jc w:val="left"/>
             </w:pPr>
             <w:r>
-              <w:t xml:space="preserve">右栏入链/出链/未链接提及，后端接口就绪，前端界面待接</w:t>
-            </w:r>
-          </w:p>
-        </w:tc>
-      </w:tr>
-      <w:tr>
-        <w:tc>
-          <w:tcPr>
-            <w:tcW w:w="2888" w:type="dxa"/>
-          </w:tcPr>
-          <w:p>
-            <w:pPr>
-              <w:pStyle w:val="Compact"/>
-              <w:jc w:val="left"/>
-            </w:pPr>
-            <w:r>
-              <w:t xml:space="preserve">双链语法</w:t>
-            </w:r>
-          </w:p>
-        </w:tc>
-        <w:tc>
-          <w:tcPr>
-            <w:tcW w:w="6137" w:type="dxa"/>
-          </w:tcPr>
-          <w:p>
-            <w:pPr>
-              <w:pStyle w:val="Compact"/>
-              <w:jc w:val="left"/>
-            </w:pPr>
-            <w:r>
-              <w:t xml:space="preserve">正文 [[知识页]] 自动识别并写入关系，点击可跳转</w:t>
-            </w:r>
-          </w:p>
-        </w:tc>
-      </w:tr>
-      <w:tr>
-        <w:tc>
-          <w:tcPr>
-            <w:tcW w:w="2888" w:type="dxa"/>
-          </w:tcPr>
-          <w:p>
-            <w:pPr>
-              <w:pStyle w:val="Compact"/>
-              <w:jc w:val="left"/>
-            </w:pPr>
-            <w:r>
-              <w:t xml:space="preserve">错题回流</w:t>
-            </w:r>
-          </w:p>
-        </w:tc>
-        <w:tc>
-          <w:tcPr>
-            <w:tcW w:w="6137" w:type="dxa"/>
-          </w:tcPr>
-          <w:p>
-            <w:pPr>
-              <w:pStyle w:val="Compact"/>
-              <w:jc w:val="left"/>
-            </w:pPr>
-            <w:r>
               <w:t xml:space="preserve">见第三章创意描述</w:t>
-            </w:r>
-          </w:p>
-        </w:tc>
-      </w:tr>
-      <w:tr>
-        <w:tc>
-          <w:tcPr>
-            <w:tcW w:w="2888" w:type="dxa"/>
-          </w:tcPr>
-          <w:p>
-            <w:pPr>
-              <w:pStyle w:val="Compact"/>
-              <w:jc w:val="left"/>
-            </w:pPr>
-            <w:r>
-              <w:t xml:space="preserve">知识盲区地图</w:t>
-            </w:r>
-          </w:p>
-        </w:tc>
-        <w:tc>
-          <w:tcPr>
-            <w:tcW w:w="6137" w:type="dxa"/>
-          </w:tcPr>
-          <w:p>
-            <w:pPr>
-              <w:pStyle w:val="Compact"/>
-              <w:jc w:val="left"/>
-            </w:pPr>
-            <w:r>
-              <w:t xml:space="preserve">见第三章创意描述</w:t>
-            </w:r>
-          </w:p>
-        </w:tc>
-      </w:tr>
-      <w:tr>
-        <w:tc>
-          <w:tcPr>
-            <w:tcW w:w="2888" w:type="dxa"/>
-          </w:tcPr>
-          <w:p>
-            <w:pPr>
-              <w:pStyle w:val="Compact"/>
-              <w:jc w:val="left"/>
-            </w:pPr>
-            <w:r>
-              <w:t xml:space="preserve">连接检验式复习</w:t>
-            </w:r>
-          </w:p>
-        </w:tc>
-        <w:tc>
-          <w:tcPr>
-            <w:tcW w:w="6137" w:type="dxa"/>
-          </w:tcPr>
-          <w:p>
-            <w:pPr>
-              <w:pStyle w:val="Compact"/>
-              <w:jc w:val="left"/>
-            </w:pPr>
-            <w:r>
-              <w:t xml:space="preserve">见第三章创意描述</w:t>
-            </w:r>
-          </w:p>
-        </w:tc>
-      </w:tr>
-      <w:tr>
-        <w:tc>
-          <w:tcPr>
-            <w:tcW w:w="2888" w:type="dxa"/>
-          </w:tcPr>
-          <w:p>
-            <w:pPr>
-              <w:pStyle w:val="Compact"/>
-              <w:jc w:val="left"/>
-            </w:pPr>
-            <w:r>
-              <w:t xml:space="preserve">一键导出知识包</w:t>
-            </w:r>
-          </w:p>
-        </w:tc>
-        <w:tc>
-          <w:tcPr>
-            <w:tcW w:w="6137" w:type="dxa"/>
-          </w:tcPr>
-          <w:p>
-            <w:pPr>
-              <w:pStyle w:val="Compact"/>
-              <w:jc w:val="left"/>
-            </w:pPr>
-            <w:r>
-              <w:t xml:space="preserve">将整个知识库导出为标准 Markdown 目录，可被 Obsidian 等工具直接打开</w:t>
             </w:r>
           </w:p>
         </w:tc>
@@ -1793,19 +1559,7 @@
               <w:jc w:val="left"/>
             </w:pPr>
             <w:r>
-              <w:t xml:space="preserve">低门槛，消除</w:t>
-            </w:r>
-            <w:r>
-              <w:t xml:space="preserve">“</w:t>
-            </w:r>
-            <w:r>
-              <w:t xml:space="preserve">面对空白页</w:t>
-            </w:r>
-            <w:r>
-              <w:t xml:space="preserve">”</w:t>
-            </w:r>
-            <w:r>
-              <w:t xml:space="preserve">的焦虑</w:t>
+              <w:t xml:space="preserve">低门槛，消除“面对空白页”的焦虑</w:t>
             </w:r>
           </w:p>
         </w:tc>
@@ -1849,31 +1603,7 @@
               <w:jc w:val="left"/>
             </w:pPr>
             <w:r>
-              <w:t xml:space="preserve">解决</w:t>
-            </w:r>
-            <w:r>
-              <w:t xml:space="preserve">“</w:t>
-            </w:r>
-            <w:r>
-              <w:t xml:space="preserve">整理太累</w:t>
-            </w:r>
-            <w:r>
-              <w:t xml:space="preserve">”</w:t>
-            </w:r>
-            <w:r>
-              <w:t xml:space="preserve">与</w:t>
-            </w:r>
-            <w:r>
-              <w:t xml:space="preserve">“</w:t>
-            </w:r>
-            <w:r>
-              <w:t xml:space="preserve">AI 幻觉</w:t>
-            </w:r>
-            <w:r>
-              <w:t xml:space="preserve">”</w:t>
-            </w:r>
-            <w:r>
-              <w:t xml:space="preserve">问题</w:t>
+              <w:t xml:space="preserve">解决“整理太累”与“AI 幻觉”问题</w:t>
             </w:r>
           </w:p>
         </w:tc>
@@ -1917,19 +1647,7 @@
               <w:jc w:val="left"/>
             </w:pPr>
             <w:r>
-              <w:t xml:space="preserve">直观感知</w:t>
-            </w:r>
-            <w:r>
-              <w:t xml:space="preserve">“</w:t>
-            </w:r>
-            <w:r>
-              <w:t xml:space="preserve">孤立笔记变网状知识</w:t>
-            </w:r>
-            <w:r>
-              <w:t xml:space="preserve">”</w:t>
-            </w:r>
-            <w:r>
-              <w:t xml:space="preserve">的成就感</w:t>
+              <w:t xml:space="preserve">直观感知“孤立笔记变网状知识”的成就感</w:t>
             </w:r>
           </w:p>
         </w:tc>
@@ -1940,31 +1658,7 @@
         <w:pStyle w:val="BodyText"/>
       </w:pPr>
       <w:r>
-        <w:t xml:space="preserve">Chordnote 以</w:t>
-      </w:r>
-      <w:r>
-        <w:t xml:space="preserve">“</w:t>
-      </w:r>
-      <w:r>
-        <w:t xml:space="preserve">AI 建议、用户决策</w:t>
-      </w:r>
-      <w:r>
-        <w:t xml:space="preserve">”</w:t>
-      </w:r>
-      <w:r>
-        <w:t xml:space="preserve">为原则，以</w:t>
-      </w:r>
-      <w:r>
-        <w:t xml:space="preserve">“</w:t>
-      </w:r>
-      <w:r>
-        <w:t xml:space="preserve">数据可迁移不锁定</w:t>
-      </w:r>
-      <w:r>
-        <w:t xml:space="preserve">”</w:t>
-      </w:r>
-      <w:r>
-        <w:t xml:space="preserve">保障数据所有权，用写入、整理、图谱三个模块形成最小价值闭环，帮助学生把零散笔记逐步沉淀为贯穿大学四年的知识网络。</w:t>
+        <w:t xml:space="preserve">Chordnote 以“AI 建议、用户决策”为原则，以“数据可迁移不锁定”保障数据所有权，用写入、整理、图谱三个模块形成最小价值闭环，帮助学生把零散笔记逐步沉淀为贯穿大学四年的知识网络。</w:t>
       </w:r>
     </w:p>
     <w:p>

--- a/deliverables/Chordnote-概念书.docx
+++ b/deliverables/Chordnote-概念书.docx
@@ -724,16 +724,8 @@
         <w:pStyle w:val="FirstParagraph"/>
       </w:pPr>
       <w:r>
-        <w:t xml:space="preserve">演示站：</w:t>
-      </w:r>
-      <w:hyperlink r:id="rId32">
-        <w:r>
-          <w:rPr>
-            <w:rStyle w:val="Hyperlink"/>
-          </w:rPr>
-          <w:t xml:space="preserve">https://hilarious-kheer-89a440.netlify.app</w:t>
-        </w:r>
-      </w:hyperlink>
+        <w:t xml:space="preserve">本机运行：下载仓库后 `pnpm install` 再 `pnpm dev`，知识库自动建在本机并可直接使用；界面预览见 deliverables/Chordnote-界面预览.html（离线打开即可看）。</w:t>
+      </w:r>
     </w:p>
     <w:p>
       <w:pPr>
@@ -1094,7 +1086,7 @@
               <w:jc w:val="left"/>
             </w:pPr>
             <w:r>
-              <w:t xml:space="preserve">Drizzle + Neon Postgres，完整迁移、归属隔离，另有 61 项接口回归测试</w:t>
+              <w:t xml:space="preserve">Drizzle + 本机 PGlite（PostgreSQL 方言，跑在应用进程内），完整迁移、归属隔离，另有 61 项接口回归测试</w:t>
             </w:r>
           </w:p>
         </w:tc>
@@ -1659,6 +1651,104 @@
       </w:pPr>
       <w:r>
         <w:t xml:space="preserve">Chordnote 以“AI 建议、用户决策”为原则，以“数据可迁移不锁定”保障数据所有权，用写入、整理、图谱三个模块形成最小价值闭环，帮助学生把零散笔记逐步沉淀为贯穿大学四年的知识网络。</w:t>
+      </w:r>
+    </w:p>
+    <w:p>
+      <w:pPr>
+        <w:pStyle w:val="Heading1"/>
+      </w:pPr>
+      <w:bookmarkStart w:id="36" w:name="七后续方向规划"/>
+      <w:r>
+        <w:t xml:space="preserve">七、后续方向（规划）</w:t>
+      </w:r>
+      <w:bookmarkEnd w:id="36"/>
+    </w:p>
+    <w:p>
+      <w:pPr>
+        <w:pStyle w:val="FirstParagraph"/>
+      </w:pPr>
+      <w:r>
+        <w:t xml:space="preserve">主链路之外的下一步，我们按同一个约束推进——AI 只提议、用户确认、原始记录不可改写——并且只加厚知识库的数据通路，不新增学习工具的形态。这条判据来自 ADR-0004：新增的必须是数据通路（输入端多一种原始记录），不是产品形态（多一个标签页）。</w:t>
+      </w:r>
+    </w:p>
+    <w:p>
+      <w:pPr>
+        <w:pStyle w:val="Heading2"/>
+      </w:pPr>
+      <w:bookmarkStart w:id="37" w:name="让更多材料进得来"/>
+      <w:r>
+        <w:t xml:space="preserve">让更多材料进得来</w:t>
+      </w:r>
+      <w:bookmarkEnd w:id="37"/>
+    </w:p>
+    <w:p>
+      <w:pPr>
+        <w:pStyle w:val="FirstParagraph"/>
+      </w:pPr>
+      <w:r>
+        <w:t xml:space="preserve">PDF 与截图的 OCR 加大模型处理、手写与触感笔记的录入、视频内容的解读与整理。这些材料今天散落在课件、网盘、聊天记录和视频网站里，彼此之间没有连接；把它们接进同一套知识模型，本身就有价值。每一样都以新的原始记录形态进入知识库，共用同一套整理与确认流程，而不是各做一套独立界面。</w:t>
+      </w:r>
+    </w:p>
+    <w:p>
+      <w:pPr>
+        <w:pStyle w:val="Heading2"/>
+      </w:pPr>
+      <w:bookmarkStart w:id="38" w:name="习题与错题回流"/>
+      <w:r>
+        <w:t xml:space="preserve">习题与错题回流</w:t>
+      </w:r>
+      <w:bookmarkEnd w:id="38"/>
+    </w:p>
+    <w:p>
+      <w:pPr>
+        <w:pStyle w:val="FirstParagraph"/>
+      </w:pPr>
+      <w:r>
+        <w:t xml:space="preserve">接入习题库，让习题与错题作为一种原始记录进入知识库：AI 提炼它考查的概念，与已有知识页对齐后提议建立关联。当做题数据与知识页处在同一套数据模型里，“每条知识页被多少条错题指向”才统计得出来，反复出错的知识点也才可能在知识网络上被放大。这是本作品“错题回流”与“知识盲区地图”两项规划的共同前提。</w:t>
+      </w:r>
+    </w:p>
+    <w:p>
+      <w:pPr>
+        <w:pStyle w:val="Heading2"/>
+      </w:pPr>
+      <w:bookmarkStart w:id="39" w:name="属于这门课自己的学习agent"/>
+      <w:r>
+        <w:t xml:space="preserve">属于这门课自己的学习 agent</w:t>
+      </w:r>
+      <w:bookmarkEnd w:id="39"/>
+    </w:p>
+    <w:p>
+      <w:pPr>
+        <w:pStyle w:val="FirstParagraph"/>
+      </w:pPr>
+      <w:r>
+        <w:t xml:space="preserve">把现在只会“整理”的助手，扩展成理解个人知识结构、知道哪些知识点反复出错的 agent。它仍然只提议、不落库；权限边界依旧由那份共用的工作手册决定。这里加的是理解深度，不是新的复习模块——产品形态不变。</w:t>
+      </w:r>
+    </w:p>
+    <w:p>
+      <w:pPr>
+        <w:pStyle w:val="Heading2"/>
+      </w:pPr>
+      <w:bookmarkStart w:id="40" w:name="可迁移性继续加固"/>
+      <w:r>
+        <w:t xml:space="preserve">可迁移性继续加固</w:t>
+      </w:r>
+      <w:bookmarkEnd w:id="40"/>
+    </w:p>
+    <w:p>
+      <w:pPr>
+        <w:pStyle w:val="FirstParagraph"/>
+      </w:pPr>
+      <w:r>
+        <w:t xml:space="preserve">知识包导出与导入已经可用（JSON 完整快照与 Markdown 包），后续补齐定期备份与更大规模的导入。</w:t>
+      </w:r>
+    </w:p>
+    <w:p>
+      <w:pPr>
+        <w:pStyle w:val="BodyText"/>
+      </w:pPr>
+      <w:r>
+        <w:t xml:space="preserve">以上各项均处于规划阶段，当前版本尚未实现。</w:t>
       </w:r>
     </w:p>
     <w:p>
